--- a/Resume.docx
+++ b/Resume.docx
@@ -51,7 +51,7 @@
         <w:pBdr>
           <w:bottom w:val="single" w:color="CBD5E1" w:sz="6" w:space="2"/>
         </w:pBdr>
-        <w:spacing w:before="200" w:after="60"/>
+        <w:spacing w:before="200" w:after="60" w:line="240" w:lineRule="auto"/>
       </w:pPr>
       <w:r>
         <w:rPr>
@@ -65,32 +65,25 @@
     </w:p>
     <w:p>
       <w:pPr>
-        <w:spacing w:before="40" w:after="120" w:line="276" w:lineRule="auto"/>
-      </w:pPr>
-      <w:r>
-        <w:rPr>
-          <w:rFonts w:ascii="Calibri" w:hAnsi="Calibri"/>
-          <w:color w:val="1E293B"/>
+        <w:pStyle w:val="33"/>
+        <w:keepNext w:val="0"/>
+        <w:keepLines w:val="0"/>
+        <w:widowControl/>
+        <w:suppressLineNumbers w:val="0"/>
+        <w:spacing w:line="240" w:lineRule="auto"/>
+        <w:rPr>
+          <w:rFonts w:hint="default" w:asciiTheme="majorAscii" w:hAnsiTheme="majorAscii"/>
           <w:sz w:val="20"/>
-        </w:rPr>
-        <w:t>Senior Mobile Application Engineer &amp; Technical Lead with 10+ years of enterprise experience architecting, building, and deploying 60+ scalable Android and React Native mobile applications across Healthcare, On-Demand Logistics, E-Commerce,</w:t>
-      </w:r>
-      <w:r>
-        <w:rPr>
-          <w:rFonts w:hint="default"/>
-          <w:color w:val="1E293B"/>
+          <w:szCs w:val="20"/>
+        </w:rPr>
+      </w:pPr>
+      <w:r>
+        <w:rPr>
+          <w:rFonts w:hint="default" w:asciiTheme="majorAscii" w:hAnsiTheme="majorAscii"/>
           <w:sz w:val="20"/>
-          <w:lang w:val="en-US"/>
-        </w:rPr>
-        <w:t xml:space="preserve"> Short Video,</w:t>
-      </w:r>
-      <w:r>
-        <w:rPr>
-          <w:rFonts w:ascii="Calibri" w:hAnsi="Calibri"/>
-          <w:color w:val="1E293B"/>
-          <w:sz w:val="20"/>
-        </w:rPr>
-        <w:t xml:space="preserve"> Social Networking, and FinTech domains. Expert in Kotlin, Java, React Native, TypeScript, MVVM, Clean Architecture, and Coroutines/Redux. Proven track record of improving application performance by up to 40%, reducing crash rates to 0.1%, integrating complex real-time audio/video streaming and payment systems, and leading cross-functional engineering teams from concept to multi-million user scale.</w:t>
+          <w:szCs w:val="20"/>
+        </w:rPr>
+        <w:t>Senior Application Developer with 10+ years of experience architecting, developing, and deploying 60+ scalable Android and React Native applications across Healthcare, On-Demand Logistics, Cab Booking, E-Commerce, Short Video, Social Networking, and FinTech domains. Strong expertise in Kotlin, Java, React Native, TypeScript, JavaScript, Jetpack Compose, MVP, MVVM, Clean Architecture, Coroutines, Redux, and Zustand. Experienced in AI-assisted software development, leveraging AI tools to enhance development workflows, troubleshoot complex issues, review code, and refactor existing implementations.</w:t>
       </w:r>
     </w:p>
     <w:p>
@@ -101,6 +94,7 @@
         </w:pBdr>
         <w:spacing w:before="200" w:after="60"/>
       </w:pPr>
+      <w:bookmarkStart w:id="0" w:name="_GoBack"/>
       <w:r>
         <w:rPr>
           <w:rFonts w:ascii="Calibri" w:hAnsi="Calibri"/>
@@ -140,17 +134,7 @@
           <w:color w:val="1E293B"/>
           <w:sz w:val="20"/>
         </w:rPr>
-        <w:t>Android SDK, React Native (0.70 - 0.86</w:t>
-      </w:r>
-      <w:bookmarkStart w:id="0" w:name="_GoBack"/>
-      <w:bookmarkEnd w:id="0"/>
-      <w:r>
-        <w:rPr>
-          <w:rFonts w:ascii="Calibri" w:hAnsi="Calibri"/>
-          <w:color w:val="1E293B"/>
-          <w:sz w:val="20"/>
-        </w:rPr>
-        <w:t>), Kotlin, Java, TypeScript, JavaScript, XML, Jetpack Compose.</w:t>
+        <w:t>Android SDK, React Native (0.70 - 0.86), Kotlin, Java, TypeScript, JavaScript, XML, Jetpack Compose.</w:t>
       </w:r>
     </w:p>
     <w:p>
@@ -432,6 +416,11 @@
       <w:pPr>
         <w:spacing w:before="0" w:after="30" w:line="269" w:lineRule="auto"/>
         <w:ind w:left="288" w:hanging="216"/>
+        <w:rPr>
+          <w:rFonts w:ascii="Calibri" w:hAnsi="Calibri"/>
+          <w:color w:val="1E293B"/>
+          <w:sz w:val="20"/>
+        </w:rPr>
       </w:pPr>
       <w:r>
         <w:rPr>
@@ -459,6 +448,56 @@
         </w:rPr>
         <w:t>JUnit, Espresso, SonarQube, Git, GitHub, GitLab, Bitbucket, Gradle, ProGuard / R8, Postman.</w:t>
       </w:r>
+    </w:p>
+    <w:p>
+      <w:pPr>
+        <w:spacing w:before="0" w:after="30" w:line="269" w:lineRule="auto"/>
+        <w:ind w:left="288" w:hanging="216"/>
+        <w:rPr>
+          <w:rFonts w:hint="default" w:ascii="Calibri" w:hAnsi="Calibri"/>
+          <w:color w:val="1E293B"/>
+          <w:sz w:val="20"/>
+          <w:lang w:val="en-US"/>
+        </w:rPr>
+      </w:pPr>
+      <w:r>
+        <w:rPr>
+          <w:rFonts w:ascii="Calibri" w:hAnsi="Calibri"/>
+          <w:b/>
+          <w:color w:val="0284C7"/>
+          <w:sz w:val="20"/>
+        </w:rPr>
+        <w:t xml:space="preserve">•  </w:t>
+      </w:r>
+      <w:r>
+        <w:rPr>
+          <w:rFonts w:hint="default"/>
+          <w:b/>
+          <w:color w:val="0F172A"/>
+          <w:sz w:val="20"/>
+          <w:lang w:val="en-US"/>
+        </w:rPr>
+        <w:t>AI-Assisted Development</w:t>
+      </w:r>
+      <w:r>
+        <w:rPr>
+          <w:rFonts w:ascii="Calibri" w:hAnsi="Calibri"/>
+          <w:b/>
+          <w:color w:val="0F172A"/>
+          <w:sz w:val="20"/>
+        </w:rPr>
+        <w:t xml:space="preserve">: </w:t>
+      </w:r>
+      <w:r>
+        <w:rPr>
+          <w:rFonts w:hint="default"/>
+          <w:color w:val="1E293B"/>
+          <w:sz w:val="20"/>
+          <w:lang w:val="en-US"/>
+        </w:rPr>
+        <w:t>AI-Powered Coding, Prompt Engineering, AI-Assisted Debugging, Code Review &amp; Refactoring</w:t>
+      </w:r>
+      <w:bookmarkEnd w:id="0"/>
     </w:p>
     <w:p>
       <w:pPr>
@@ -2082,7 +2121,7 @@
   <w:docDefaults>
     <w:rPrDefault>
       <w:rPr>
-        <w:rFonts w:asciiTheme="minorHAnsi" w:hAnsiTheme="minorHAnsi" w:eastAsiaTheme="minorEastAsia" w:cstheme="minorBidi"/>
+        <w:rFonts w:ascii="Times New Roman" w:hAnsi="Times New Roman" w:eastAsia="SimSun" w:cs="Times New Roman"/>
       </w:rPr>
     </w:rPrDefault>
     <w:pPrDefault/>
@@ -2360,7 +2399,7 @@
     <w:name w:val="heading 1"/>
     <w:basedOn w:val="1"/>
     <w:next w:val="1"/>
-    <w:link w:val="138"/>
+    <w:link w:val="139"/>
     <w:qFormat/>
     <w:uiPriority w:val="9"/>
     <w:pPr>
@@ -2382,7 +2421,7 @@
     <w:name w:val="heading 2"/>
     <w:basedOn w:val="1"/>
     <w:next w:val="1"/>
-    <w:link w:val="139"/>
+    <w:link w:val="140"/>
     <w:unhideWhenUsed/>
     <w:qFormat/>
     <w:uiPriority w:val="9"/>
@@ -2410,7 +2449,7 @@
     <w:name w:val="heading 3"/>
     <w:basedOn w:val="1"/>
     <w:next w:val="1"/>
-    <w:link w:val="140"/>
+    <w:link w:val="141"/>
     <w:unhideWhenUsed/>
     <w:qFormat/>
     <w:uiPriority w:val="9"/>
@@ -2436,7 +2475,7 @@
     <w:name w:val="heading 4"/>
     <w:basedOn w:val="1"/>
     <w:next w:val="1"/>
-    <w:link w:val="150"/>
+    <w:link w:val="151"/>
     <w:semiHidden/>
     <w:unhideWhenUsed/>
     <w:qFormat/>
@@ -2465,7 +2504,7 @@
     <w:name w:val="heading 5"/>
     <w:basedOn w:val="1"/>
     <w:next w:val="1"/>
-    <w:link w:val="151"/>
+    <w:link w:val="152"/>
     <w:semiHidden/>
     <w:unhideWhenUsed/>
     <w:qFormat/>
@@ -2485,7 +2524,7 @@
     <w:name w:val="heading 6"/>
     <w:basedOn w:val="1"/>
     <w:next w:val="1"/>
-    <w:link w:val="152"/>
+    <w:link w:val="153"/>
     <w:semiHidden/>
     <w:unhideWhenUsed/>
     <w:qFormat/>
@@ -2507,7 +2546,7 @@
     <w:name w:val="heading 7"/>
     <w:basedOn w:val="1"/>
     <w:next w:val="1"/>
-    <w:link w:val="153"/>
+    <w:link w:val="154"/>
     <w:semiHidden/>
     <w:unhideWhenUsed/>
     <w:qFormat/>
@@ -2537,7 +2576,7 @@
     <w:name w:val="heading 8"/>
     <w:basedOn w:val="1"/>
     <w:next w:val="1"/>
-    <w:link w:val="154"/>
+    <w:link w:val="155"/>
     <w:semiHidden/>
     <w:unhideWhenUsed/>
     <w:qFormat/>
@@ -2564,7 +2603,7 @@
     <w:name w:val="heading 9"/>
     <w:basedOn w:val="1"/>
     <w:next w:val="1"/>
-    <w:link w:val="155"/>
+    <w:link w:val="156"/>
     <w:semiHidden/>
     <w:unhideWhenUsed/>
     <w:qFormat/>
@@ -2615,7 +2654,7 @@
   <w:style w:type="paragraph" w:styleId="13">
     <w:name w:val="Body Text"/>
     <w:basedOn w:val="1"/>
-    <w:link w:val="144"/>
+    <w:link w:val="145"/>
     <w:unhideWhenUsed/>
     <w:uiPriority w:val="99"/>
     <w:pPr>
@@ -2625,7 +2664,7 @@
   <w:style w:type="paragraph" w:styleId="14">
     <w:name w:val="Body Text 2"/>
     <w:basedOn w:val="1"/>
-    <w:link w:val="145"/>
+    <w:link w:val="146"/>
     <w:unhideWhenUsed/>
     <w:uiPriority w:val="99"/>
     <w:pPr>
@@ -2635,7 +2674,7 @@
   <w:style w:type="paragraph" w:styleId="15">
     <w:name w:val="Body Text 3"/>
     <w:basedOn w:val="1"/>
-    <w:link w:val="146"/>
+    <w:link w:val="147"/>
     <w:unhideWhenUsed/>
     <w:uiPriority w:val="99"/>
     <w:pPr>
@@ -2683,7 +2722,7 @@
   <w:style w:type="paragraph" w:styleId="18">
     <w:name w:val="footer"/>
     <w:basedOn w:val="1"/>
-    <w:link w:val="136"/>
+    <w:link w:val="137"/>
     <w:unhideWhenUsed/>
     <w:uiPriority w:val="99"/>
     <w:pPr>
@@ -2697,7 +2736,7 @@
   <w:style w:type="paragraph" w:styleId="19">
     <w:name w:val="header"/>
     <w:basedOn w:val="1"/>
-    <w:link w:val="135"/>
+    <w:link w:val="136"/>
     <w:unhideWhenUsed/>
     <w:uiPriority w:val="99"/>
     <w:pPr>
@@ -2851,7 +2890,7 @@
   </w:style>
   <w:style w:type="paragraph" w:styleId="32">
     <w:name w:val="macro"/>
-    <w:link w:val="147"/>
+    <w:link w:val="148"/>
     <w:unhideWhenUsed/>
     <w:uiPriority w:val="99"/>
     <w:pPr>
@@ -2873,7 +2912,24 @@
       <w:lang w:val="en-US" w:eastAsia="en-US" w:bidi="ar-SA"/>
     </w:rPr>
   </w:style>
-  <w:style w:type="character" w:styleId="33">
+  <w:style w:type="paragraph" w:styleId="33">
+    <w:name w:val="Normal (Web)"/>
+    <w:semiHidden/>
+    <w:unhideWhenUsed/>
+    <w:uiPriority w:val="99"/>
+    <w:pPr>
+      <w:spacing w:before="0" w:beforeAutospacing="1" w:after="0" w:afterAutospacing="1"/>
+      <w:ind w:left="0" w:right="0"/>
+      <w:jc w:val="left"/>
+    </w:pPr>
+    <w:rPr>
+      <w:kern w:val="0"/>
+      <w:sz w:val="24"/>
+      <w:szCs w:val="24"/>
+      <w:lang w:val="en-US" w:eastAsia="zh-CN" w:bidi="ar"/>
+    </w:rPr>
+  </w:style>
+  <w:style w:type="character" w:styleId="34">
     <w:name w:val="Strong"/>
     <w:basedOn w:val="11"/>
     <w:qFormat/>
@@ -2883,11 +2939,11 @@
       <w:bCs/>
     </w:rPr>
   </w:style>
-  <w:style w:type="paragraph" w:styleId="34">
+  <w:style w:type="paragraph" w:styleId="35">
     <w:name w:val="Subtitle"/>
     <w:basedOn w:val="1"/>
     <w:next w:val="1"/>
-    <w:link w:val="142"/>
+    <w:link w:val="143"/>
     <w:qFormat/>
     <w:uiPriority w:val="11"/>
     <w:rPr>
@@ -2905,7 +2961,7 @@
       </w14:textFill>
     </w:rPr>
   </w:style>
-  <w:style w:type="table" w:styleId="35">
+  <w:style w:type="table" w:styleId="36">
     <w:name w:val="Table Grid"/>
     <w:basedOn w:val="12"/>
     <w:uiPriority w:val="59"/>
@@ -2929,11 +2985,11 @@
       </w:tblCellMar>
     </w:tblPr>
   </w:style>
-  <w:style w:type="paragraph" w:styleId="36">
+  <w:style w:type="paragraph" w:styleId="37">
     <w:name w:val="Title"/>
     <w:basedOn w:val="1"/>
     <w:next w:val="1"/>
-    <w:link w:val="141"/>
+    <w:link w:val="142"/>
     <w:qFormat/>
     <w:uiPriority w:val="10"/>
     <w:pPr>
@@ -2952,7 +3008,7 @@
       <w:szCs w:val="52"/>
     </w:rPr>
   </w:style>
-  <w:style w:type="table" w:styleId="37">
+  <w:style w:type="table" w:styleId="38">
     <w:name w:val="Light Shading"/>
     <w:basedOn w:val="12"/>
     <w:uiPriority w:val="60"/>
@@ -3051,7 +3107,7 @@
       </w:tcPr>
     </w:tblStylePr>
   </w:style>
-  <w:style w:type="table" w:styleId="38">
+  <w:style w:type="table" w:styleId="39">
     <w:name w:val="Light Shading Accent 1"/>
     <w:basedOn w:val="12"/>
     <w:uiPriority w:val="60"/>
@@ -3150,7 +3206,7 @@
       </w:tcPr>
     </w:tblStylePr>
   </w:style>
-  <w:style w:type="table" w:styleId="39">
+  <w:style w:type="table" w:styleId="40">
     <w:name w:val="Light Shading Accent 2"/>
     <w:basedOn w:val="12"/>
     <w:uiPriority w:val="60"/>
@@ -3249,7 +3305,7 @@
       </w:tcPr>
     </w:tblStylePr>
   </w:style>
-  <w:style w:type="table" w:styleId="40">
+  <w:style w:type="table" w:styleId="41">
     <w:name w:val="Light Shading Accent 3"/>
     <w:basedOn w:val="12"/>
     <w:uiPriority w:val="60"/>
@@ -3348,7 +3404,7 @@
       </w:tcPr>
     </w:tblStylePr>
   </w:style>
-  <w:style w:type="table" w:styleId="41">
+  <w:style w:type="table" w:styleId="42">
     <w:name w:val="Light Shading Accent 4"/>
     <w:basedOn w:val="12"/>
     <w:uiPriority w:val="60"/>
@@ -3447,7 +3503,7 @@
       </w:tcPr>
     </w:tblStylePr>
   </w:style>
-  <w:style w:type="table" w:styleId="42">
+  <w:style w:type="table" w:styleId="43">
     <w:name w:val="Light Shading Accent 5"/>
     <w:basedOn w:val="12"/>
     <w:uiPriority w:val="60"/>
@@ -3546,7 +3602,7 @@
       </w:tcPr>
     </w:tblStylePr>
   </w:style>
-  <w:style w:type="table" w:styleId="43">
+  <w:style w:type="table" w:styleId="44">
     <w:name w:val="Light Shading Accent 6"/>
     <w:basedOn w:val="12"/>
     <w:uiPriority w:val="60"/>
@@ -3645,7 +3701,7 @@
       </w:tcPr>
     </w:tblStylePr>
   </w:style>
-  <w:style w:type="table" w:styleId="44">
+  <w:style w:type="table" w:styleId="45">
     <w:name w:val="Light List"/>
     <w:basedOn w:val="12"/>
     <w:uiPriority w:val="61"/>
@@ -3738,7 +3794,7 @@
       </w:tcPr>
     </w:tblStylePr>
   </w:style>
-  <w:style w:type="table" w:styleId="45">
+  <w:style w:type="table" w:styleId="46">
     <w:name w:val="Light List Accent 1"/>
     <w:basedOn w:val="12"/>
     <w:uiPriority w:val="61"/>
@@ -3831,7 +3887,7 @@
       </w:tcPr>
     </w:tblStylePr>
   </w:style>
-  <w:style w:type="table" w:styleId="46">
+  <w:style w:type="table" w:styleId="47">
     <w:name w:val="Light List Accent 2"/>
     <w:basedOn w:val="12"/>
     <w:uiPriority w:val="61"/>
@@ -3924,7 +3980,7 @@
       </w:tcPr>
     </w:tblStylePr>
   </w:style>
-  <w:style w:type="table" w:styleId="47">
+  <w:style w:type="table" w:styleId="48">
     <w:name w:val="Light List Accent 3"/>
     <w:basedOn w:val="12"/>
     <w:uiPriority w:val="61"/>
@@ -4017,7 +4073,7 @@
       </w:tcPr>
     </w:tblStylePr>
   </w:style>
-  <w:style w:type="table" w:styleId="48">
+  <w:style w:type="table" w:styleId="49">
     <w:name w:val="Light List Accent 4"/>
     <w:basedOn w:val="12"/>
     <w:uiPriority w:val="61"/>
@@ -4110,7 +4166,7 @@
       </w:tcPr>
     </w:tblStylePr>
   </w:style>
-  <w:style w:type="table" w:styleId="49">
+  <w:style w:type="table" w:styleId="50">
     <w:name w:val="Light List Accent 5"/>
     <w:basedOn w:val="12"/>
     <w:uiPriority w:val="61"/>
@@ -4203,7 +4259,7 @@
       </w:tcPr>
     </w:tblStylePr>
   </w:style>
-  <w:style w:type="table" w:styleId="50">
+  <w:style w:type="table" w:styleId="51">
     <w:name w:val="Light List Accent 6"/>
     <w:basedOn w:val="12"/>
     <w:uiPriority w:val="61"/>
@@ -4296,7 +4352,7 @@
       </w:tcPr>
     </w:tblStylePr>
   </w:style>
-  <w:style w:type="table" w:styleId="51">
+  <w:style w:type="table" w:styleId="52">
     <w:name w:val="Light Grid"/>
     <w:basedOn w:val="12"/>
     <w:uiPriority w:val="62"/>
@@ -4422,7 +4478,7 @@
       </w:tcPr>
     </w:tblStylePr>
   </w:style>
-  <w:style w:type="table" w:styleId="52">
+  <w:style w:type="table" w:styleId="53">
     <w:name w:val="Light Grid Accent 1"/>
     <w:basedOn w:val="12"/>
     <w:uiPriority w:val="62"/>
@@ -4548,7 +4604,7 @@
       </w:tcPr>
     </w:tblStylePr>
   </w:style>
-  <w:style w:type="table" w:styleId="53">
+  <w:style w:type="table" w:styleId="54">
     <w:name w:val="Light Grid Accent 2"/>
     <w:basedOn w:val="12"/>
     <w:uiPriority w:val="62"/>
@@ -4674,7 +4730,7 @@
       </w:tcPr>
     </w:tblStylePr>
   </w:style>
-  <w:style w:type="table" w:styleId="54">
+  <w:style w:type="table" w:styleId="55">
     <w:name w:val="Light Grid Accent 3"/>
     <w:basedOn w:val="12"/>
     <w:uiPriority w:val="62"/>
@@ -4800,7 +4856,7 @@
       </w:tcPr>
     </w:tblStylePr>
   </w:style>
-  <w:style w:type="table" w:styleId="55">
+  <w:style w:type="table" w:styleId="56">
     <w:name w:val="Light Grid Accent 4"/>
     <w:basedOn w:val="12"/>
     <w:uiPriority w:val="62"/>
@@ -4926,7 +4982,7 @@
       </w:tcPr>
     </w:tblStylePr>
   </w:style>
-  <w:style w:type="table" w:styleId="56">
+  <w:style w:type="table" w:styleId="57">
     <w:name w:val="Light Grid Accent 5"/>
     <w:basedOn w:val="12"/>
     <w:uiPriority w:val="62"/>
@@ -5052,7 +5108,7 @@
       </w:tcPr>
     </w:tblStylePr>
   </w:style>
-  <w:style w:type="table" w:styleId="57">
+  <w:style w:type="table" w:styleId="58">
     <w:name w:val="Light Grid Accent 6"/>
     <w:basedOn w:val="12"/>
     <w:uiPriority w:val="62"/>
@@ -5178,7 +5234,7 @@
       </w:tcPr>
     </w:tblStylePr>
   </w:style>
-  <w:style w:type="table" w:styleId="58">
+  <w:style w:type="table" w:styleId="59">
     <w:name w:val="Medium Shading 1"/>
     <w:basedOn w:val="12"/>
     <w:uiPriority w:val="63"/>
@@ -5285,7 +5341,7 @@
       </w:tcPr>
     </w:tblStylePr>
   </w:style>
-  <w:style w:type="table" w:styleId="59">
+  <w:style w:type="table" w:styleId="60">
     <w:name w:val="Medium Shading 1 Accent 1"/>
     <w:basedOn w:val="12"/>
     <w:uiPriority w:val="63"/>
@@ -5392,7 +5448,7 @@
       </w:tcPr>
     </w:tblStylePr>
   </w:style>
-  <w:style w:type="table" w:styleId="60">
+  <w:style w:type="table" w:styleId="61">
     <w:name w:val="Medium Shading 1 Accent 2"/>
     <w:basedOn w:val="12"/>
     <w:uiPriority w:val="63"/>
@@ -5499,7 +5555,7 @@
       </w:tcPr>
     </w:tblStylePr>
   </w:style>
-  <w:style w:type="table" w:styleId="61">
+  <w:style w:type="table" w:styleId="62">
     <w:name w:val="Medium Shading 1 Accent 3"/>
     <w:basedOn w:val="12"/>
     <w:uiPriority w:val="63"/>
@@ -5606,7 +5662,7 @@
       </w:tcPr>
     </w:tblStylePr>
   </w:style>
-  <w:style w:type="table" w:styleId="62">
+  <w:style w:type="table" w:styleId="63">
     <w:name w:val="Medium Shading 1 Accent 4"/>
     <w:basedOn w:val="12"/>
     <w:uiPriority w:val="63"/>
@@ -5713,7 +5769,7 @@
       </w:tcPr>
     </w:tblStylePr>
   </w:style>
-  <w:style w:type="table" w:styleId="63">
+  <w:style w:type="table" w:styleId="64">
     <w:name w:val="Medium Shading 1 Accent 5"/>
     <w:basedOn w:val="12"/>
     <w:uiPriority w:val="63"/>
@@ -5820,7 +5876,7 @@
       </w:tcPr>
     </w:tblStylePr>
   </w:style>
-  <w:style w:type="table" w:styleId="64">
+  <w:style w:type="table" w:styleId="65">
     <w:name w:val="Medium Shading 1 Accent 6"/>
     <w:basedOn w:val="12"/>
     <w:uiPriority w:val="63"/>
@@ -5927,7 +5983,7 @@
       </w:tcPr>
     </w:tblStylePr>
   </w:style>
-  <w:style w:type="table" w:styleId="65">
+  <w:style w:type="table" w:styleId="66">
     <w:name w:val="Medium Shading 2"/>
     <w:basedOn w:val="12"/>
     <w:uiPriority w:val="64"/>
@@ -6092,7 +6148,7 @@
       </w:tcPr>
     </w:tblStylePr>
   </w:style>
-  <w:style w:type="table" w:styleId="66">
+  <w:style w:type="table" w:styleId="67">
     <w:name w:val="Medium Shading 2 Accent 1"/>
     <w:basedOn w:val="12"/>
     <w:uiPriority w:val="64"/>
@@ -6257,7 +6313,7 @@
       </w:tcPr>
     </w:tblStylePr>
   </w:style>
-  <w:style w:type="table" w:styleId="67">
+  <w:style w:type="table" w:styleId="68">
     <w:name w:val="Medium Shading 2 Accent 2"/>
     <w:basedOn w:val="12"/>
     <w:uiPriority w:val="64"/>
@@ -6422,7 +6478,7 @@
       </w:tcPr>
     </w:tblStylePr>
   </w:style>
-  <w:style w:type="table" w:styleId="68">
+  <w:style w:type="table" w:styleId="69">
     <w:name w:val="Medium Shading 2 Accent 3"/>
     <w:basedOn w:val="12"/>
     <w:uiPriority w:val="64"/>
@@ -6587,7 +6643,7 @@
       </w:tcPr>
     </w:tblStylePr>
   </w:style>
-  <w:style w:type="table" w:styleId="69">
+  <w:style w:type="table" w:styleId="70">
     <w:name w:val="Medium Shading 2 Accent 4"/>
     <w:basedOn w:val="12"/>
     <w:uiPriority w:val="64"/>
@@ -6752,7 +6808,7 @@
       </w:tcPr>
     </w:tblStylePr>
   </w:style>
-  <w:style w:type="table" w:styleId="70">
+  <w:style w:type="table" w:styleId="71">
     <w:name w:val="Medium Shading 2 Accent 5"/>
     <w:basedOn w:val="12"/>
     <w:uiPriority w:val="64"/>
@@ -6917,7 +6973,7 @@
       </w:tcPr>
     </w:tblStylePr>
   </w:style>
-  <w:style w:type="table" w:styleId="71">
+  <w:style w:type="table" w:styleId="72">
     <w:name w:val="Medium Shading 2 Accent 6"/>
     <w:basedOn w:val="12"/>
     <w:uiPriority w:val="64"/>
@@ -7082,7 +7138,7 @@
       </w:tcPr>
     </w:tblStylePr>
   </w:style>
-  <w:style w:type="table" w:styleId="72">
+  <w:style w:type="table" w:styleId="73">
     <w:name w:val="Medium List 1"/>
     <w:basedOn w:val="12"/>
     <w:uiPriority w:val="65"/>
@@ -7172,7 +7228,7 @@
       </w:tcPr>
     </w:tblStylePr>
   </w:style>
-  <w:style w:type="table" w:styleId="73">
+  <w:style w:type="table" w:styleId="74">
     <w:name w:val="Medium List 1 Accent 1"/>
     <w:basedOn w:val="12"/>
     <w:uiPriority w:val="65"/>
@@ -7262,7 +7318,7 @@
       </w:tcPr>
     </w:tblStylePr>
   </w:style>
-  <w:style w:type="table" w:styleId="74">
+  <w:style w:type="table" w:styleId="75">
     <w:name w:val="Medium List 1 Accent 2"/>
     <w:basedOn w:val="12"/>
     <w:uiPriority w:val="65"/>
@@ -7352,7 +7408,7 @@
       </w:tcPr>
     </w:tblStylePr>
   </w:style>
-  <w:style w:type="table" w:styleId="75">
+  <w:style w:type="table" w:styleId="76">
     <w:name w:val="Medium List 1 Accent 3"/>
     <w:basedOn w:val="12"/>
     <w:uiPriority w:val="65"/>
@@ -7442,7 +7498,7 @@
       </w:tcPr>
     </w:tblStylePr>
   </w:style>
-  <w:style w:type="table" w:styleId="76">
+  <w:style w:type="table" w:styleId="77">
     <w:name w:val="Medium List 1 Accent 4"/>
     <w:basedOn w:val="12"/>
     <w:uiPriority w:val="65"/>
@@ -7532,7 +7588,7 @@
       </w:tcPr>
     </w:tblStylePr>
   </w:style>
-  <w:style w:type="table" w:styleId="77">
+  <w:style w:type="table" w:styleId="78">
     <w:name w:val="Medium List 1 Accent 5"/>
     <w:basedOn w:val="12"/>
     <w:uiPriority w:val="65"/>
@@ -7622,7 +7678,7 @@
       </w:tcPr>
     </w:tblStylePr>
   </w:style>
-  <w:style w:type="table" w:styleId="78">
+  <w:style w:type="table" w:styleId="79">
     <w:name w:val="Medium List 1 Accent 6"/>
     <w:basedOn w:val="12"/>
     <w:uiPriority w:val="65"/>
@@ -7712,7 +7768,7 @@
       </w:tcPr>
     </w:tblStylePr>
   </w:style>
-  <w:style w:type="table" w:styleId="79">
+  <w:style w:type="table" w:styleId="80">
     <w:name w:val="Medium List 2"/>
     <w:basedOn w:val="12"/>
     <w:uiPriority w:val="66"/>
@@ -7841,7 +7897,7 @@
       </w:tcPr>
     </w:tblStylePr>
   </w:style>
-  <w:style w:type="table" w:styleId="80">
+  <w:style w:type="table" w:styleId="81">
     <w:name w:val="Medium List 2 Accent 1"/>
     <w:basedOn w:val="12"/>
     <w:uiPriority w:val="66"/>
@@ -7970,7 +8026,7 @@
       </w:tcPr>
     </w:tblStylePr>
   </w:style>
-  <w:style w:type="table" w:styleId="81">
+  <w:style w:type="table" w:styleId="82">
     <w:name w:val="Medium List 2 Accent 2"/>
     <w:basedOn w:val="12"/>
     <w:uiPriority w:val="66"/>
@@ -8099,7 +8155,7 @@
       </w:tcPr>
     </w:tblStylePr>
   </w:style>
-  <w:style w:type="table" w:styleId="82">
+  <w:style w:type="table" w:styleId="83">
     <w:name w:val="Medium List 2 Accent 3"/>
     <w:basedOn w:val="12"/>
     <w:uiPriority w:val="66"/>
@@ -8228,7 +8284,7 @@
       </w:tcPr>
     </w:tblStylePr>
   </w:style>
-  <w:style w:type="table" w:styleId="83">
+  <w:style w:type="table" w:styleId="84">
     <w:name w:val="Medium List 2 Accent 4"/>
     <w:basedOn w:val="12"/>
     <w:uiPriority w:val="66"/>
@@ -8357,7 +8413,7 @@
       </w:tcPr>
     </w:tblStylePr>
   </w:style>
-  <w:style w:type="table" w:styleId="84">
+  <w:style w:type="table" w:styleId="85">
     <w:name w:val="Medium List 2 Accent 5"/>
     <w:basedOn w:val="12"/>
     <w:uiPriority w:val="66"/>
@@ -8486,7 +8542,7 @@
       </w:tcPr>
     </w:tblStylePr>
   </w:style>
-  <w:style w:type="table" w:styleId="85">
+  <w:style w:type="table" w:styleId="86">
     <w:name w:val="Medium List 2 Accent 6"/>
     <w:basedOn w:val="12"/>
     <w:uiPriority w:val="66"/>
@@ -8615,7 +8671,7 @@
       </w:tcPr>
     </w:tblStylePr>
   </w:style>
-  <w:style w:type="table" w:styleId="86">
+  <w:style w:type="table" w:styleId="87">
     <w:name w:val="Medium Grid 1"/>
     <w:basedOn w:val="12"/>
     <w:uiPriority w:val="67"/>
@@ -8684,7 +8740,7 @@
       </w:tcPr>
     </w:tblStylePr>
   </w:style>
-  <w:style w:type="table" w:styleId="87">
+  <w:style w:type="table" w:styleId="88">
     <w:name w:val="Medium Grid 1 Accent 1"/>
     <w:basedOn w:val="12"/>
     <w:uiPriority w:val="67"/>
@@ -8753,7 +8809,7 @@
       </w:tcPr>
     </w:tblStylePr>
   </w:style>
-  <w:style w:type="table" w:styleId="88">
+  <w:style w:type="table" w:styleId="89">
     <w:name w:val="Medium Grid 1 Accent 2"/>
     <w:basedOn w:val="12"/>
     <w:uiPriority w:val="67"/>
@@ -8822,7 +8878,7 @@
       </w:tcPr>
     </w:tblStylePr>
   </w:style>
-  <w:style w:type="table" w:styleId="89">
+  <w:style w:type="table" w:styleId="90">
     <w:name w:val="Medium Grid 1 Accent 3"/>
     <w:basedOn w:val="12"/>
     <w:uiPriority w:val="67"/>
@@ -8891,7 +8947,7 @@
       </w:tcPr>
     </w:tblStylePr>
   </w:style>
-  <w:style w:type="table" w:styleId="90">
+  <w:style w:type="table" w:styleId="91">
     <w:name w:val="Medium Grid 1 Accent 4"/>
     <w:basedOn w:val="12"/>
     <w:uiPriority w:val="67"/>
@@ -8960,7 +9016,7 @@
       </w:tcPr>
     </w:tblStylePr>
   </w:style>
-  <w:style w:type="table" w:styleId="91">
+  <w:style w:type="table" w:styleId="92">
     <w:name w:val="Medium Grid 1 Accent 5"/>
     <w:basedOn w:val="12"/>
     <w:uiPriority w:val="67"/>
@@ -9029,7 +9085,7 @@
       </w:tcPr>
     </w:tblStylePr>
   </w:style>
-  <w:style w:type="table" w:styleId="92">
+  <w:style w:type="table" w:styleId="93">
     <w:name w:val="Medium Grid 1 Accent 6"/>
     <w:basedOn w:val="12"/>
     <w:uiPriority w:val="67"/>
@@ -9098,7 +9154,7 @@
       </w:tcPr>
     </w:tblStylePr>
   </w:style>
-  <w:style w:type="table" w:styleId="93">
+  <w:style w:type="table" w:styleId="94">
     <w:name w:val="Medium Grid 2"/>
     <w:basedOn w:val="12"/>
     <w:uiPriority w:val="68"/>
@@ -9244,7 +9300,7 @@
       </w:tcPr>
     </w:tblStylePr>
   </w:style>
-  <w:style w:type="table" w:styleId="94">
+  <w:style w:type="table" w:styleId="95">
     <w:name w:val="Medium Grid 2 Accent 1"/>
     <w:basedOn w:val="12"/>
     <w:uiPriority w:val="68"/>
@@ -9390,7 +9446,7 @@
       </w:tcPr>
     </w:tblStylePr>
   </w:style>
-  <w:style w:type="table" w:styleId="95">
+  <w:style w:type="table" w:styleId="96">
     <w:name w:val="Medium Grid 2 Accent 2"/>
     <w:basedOn w:val="12"/>
     <w:uiPriority w:val="68"/>
@@ -9536,7 +9592,7 @@
       </w:tcPr>
     </w:tblStylePr>
   </w:style>
-  <w:style w:type="table" w:styleId="96">
+  <w:style w:type="table" w:styleId="97">
     <w:name w:val="Medium Grid 2 Accent 3"/>
     <w:basedOn w:val="12"/>
     <w:uiPriority w:val="68"/>
@@ -9682,7 +9738,7 @@
       </w:tcPr>
     </w:tblStylePr>
   </w:style>
-  <w:style w:type="table" w:styleId="97">
+  <w:style w:type="table" w:styleId="98">
     <w:name w:val="Medium Grid 2 Accent 4"/>
     <w:basedOn w:val="12"/>
     <w:uiPriority w:val="68"/>
@@ -9828,7 +9884,7 @@
       </w:tcPr>
     </w:tblStylePr>
   </w:style>
-  <w:style w:type="table" w:styleId="98">
+  <w:style w:type="table" w:styleId="99">
     <w:name w:val="Medium Grid 2 Accent 5"/>
     <w:basedOn w:val="12"/>
     <w:uiPriority w:val="68"/>
@@ -9974,7 +10030,7 @@
       </w:tcPr>
     </w:tblStylePr>
   </w:style>
-  <w:style w:type="table" w:styleId="99">
+  <w:style w:type="table" w:styleId="100">
     <w:name w:val="Medium Grid 2 Accent 6"/>
     <w:basedOn w:val="12"/>
     <w:uiPriority w:val="68"/>
@@ -10120,7 +10176,7 @@
       </w:tcPr>
     </w:tblStylePr>
   </w:style>
-  <w:style w:type="table" w:styleId="100">
+  <w:style w:type="table" w:styleId="101">
     <w:name w:val="Medium Grid 3"/>
     <w:basedOn w:val="12"/>
     <w:uiPriority w:val="69"/>
@@ -10277,7 +10333,7 @@
       </w:tcPr>
     </w:tblStylePr>
   </w:style>
-  <w:style w:type="table" w:styleId="101">
+  <w:style w:type="table" w:styleId="102">
     <w:name w:val="Medium Grid 3 Accent 1"/>
     <w:basedOn w:val="12"/>
     <w:uiPriority w:val="69"/>
@@ -10434,7 +10490,7 @@
       </w:tcPr>
     </w:tblStylePr>
   </w:style>
-  <w:style w:type="table" w:styleId="102">
+  <w:style w:type="table" w:styleId="103">
     <w:name w:val="Medium Grid 3 Accent 2"/>
     <w:basedOn w:val="12"/>
     <w:uiPriority w:val="69"/>
@@ -10591,7 +10647,7 @@
       </w:tcPr>
     </w:tblStylePr>
   </w:style>
-  <w:style w:type="table" w:styleId="103">
+  <w:style w:type="table" w:styleId="104">
     <w:name w:val="Medium Grid 3 Accent 3"/>
     <w:basedOn w:val="12"/>
     <w:uiPriority w:val="69"/>
@@ -10748,7 +10804,7 @@
       </w:tcPr>
     </w:tblStylePr>
   </w:style>
-  <w:style w:type="table" w:styleId="104">
+  <w:style w:type="table" w:styleId="105">
     <w:name w:val="Medium Grid 3 Accent 4"/>
     <w:basedOn w:val="12"/>
     <w:uiPriority w:val="69"/>
@@ -10905,7 +10961,7 @@
       </w:tcPr>
     </w:tblStylePr>
   </w:style>
-  <w:style w:type="table" w:styleId="105">
+  <w:style w:type="table" w:styleId="106">
     <w:name w:val="Medium Grid 3 Accent 5"/>
     <w:basedOn w:val="12"/>
     <w:uiPriority w:val="69"/>
@@ -11062,7 +11118,7 @@
       </w:tcPr>
     </w:tblStylePr>
   </w:style>
-  <w:style w:type="table" w:styleId="106">
+  <w:style w:type="table" w:styleId="107">
     <w:name w:val="Medium Grid 3 Accent 6"/>
     <w:basedOn w:val="12"/>
     <w:uiPriority w:val="69"/>
@@ -11219,7 +11275,7 @@
       </w:tcPr>
     </w:tblStylePr>
   </w:style>
-  <w:style w:type="table" w:styleId="107">
+  <w:style w:type="table" w:styleId="108">
     <w:name w:val="Dark List"/>
     <w:basedOn w:val="12"/>
     <w:uiPriority w:val="70"/>
@@ -11334,7 +11390,7 @@
       </w:tcPr>
     </w:tblStylePr>
   </w:style>
-  <w:style w:type="table" w:styleId="108">
+  <w:style w:type="table" w:styleId="109">
     <w:name w:val="Dark List Accent 1"/>
     <w:basedOn w:val="12"/>
     <w:uiPriority w:val="70"/>
@@ -11449,7 +11505,7 @@
       </w:tcPr>
     </w:tblStylePr>
   </w:style>
-  <w:style w:type="table" w:styleId="109">
+  <w:style w:type="table" w:styleId="110">
     <w:name w:val="Dark List Accent 2"/>
     <w:basedOn w:val="12"/>
     <w:uiPriority w:val="70"/>
@@ -11564,7 +11620,7 @@
       </w:tcPr>
     </w:tblStylePr>
   </w:style>
-  <w:style w:type="table" w:styleId="110">
+  <w:style w:type="table" w:styleId="111">
     <w:name w:val="Dark List Accent 3"/>
     <w:basedOn w:val="12"/>
     <w:uiPriority w:val="70"/>
@@ -11679,7 +11735,7 @@
       </w:tcPr>
     </w:tblStylePr>
   </w:style>
-  <w:style w:type="table" w:styleId="111">
+  <w:style w:type="table" w:styleId="112">
     <w:name w:val="Dark List Accent 4"/>
     <w:basedOn w:val="12"/>
     <w:uiPriority w:val="70"/>
@@ -11794,7 +11850,7 @@
       </w:tcPr>
     </w:tblStylePr>
   </w:style>
-  <w:style w:type="table" w:styleId="112">
+  <w:style w:type="table" w:styleId="113">
     <w:name w:val="Dark List Accent 5"/>
     <w:basedOn w:val="12"/>
     <w:uiPriority w:val="70"/>
@@ -11909,7 +11965,7 @@
       </w:tcPr>
     </w:tblStylePr>
   </w:style>
-  <w:style w:type="table" w:styleId="113">
+  <w:style w:type="table" w:styleId="114">
     <w:name w:val="Dark List Accent 6"/>
     <w:basedOn w:val="12"/>
     <w:uiPriority w:val="70"/>
@@ -12024,7 +12080,7 @@
       </w:tcPr>
     </w:tblStylePr>
   </w:style>
-  <w:style w:type="table" w:styleId="114">
+  <w:style w:type="table" w:styleId="115">
     <w:name w:val="Colorful Shading"/>
     <w:basedOn w:val="12"/>
     <w:uiPriority w:val="71"/>
@@ -12172,7 +12228,7 @@
       </w:rPr>
     </w:tblStylePr>
   </w:style>
-  <w:style w:type="table" w:styleId="115">
+  <w:style w:type="table" w:styleId="116">
     <w:name w:val="Colorful Shading Accent 1"/>
     <w:basedOn w:val="12"/>
     <w:uiPriority w:val="71"/>
@@ -12320,7 +12376,7 @@
       </w:rPr>
     </w:tblStylePr>
   </w:style>
-  <w:style w:type="table" w:styleId="116">
+  <w:style w:type="table" w:styleId="117">
     <w:name w:val="Colorful Shading Accent 2"/>
     <w:basedOn w:val="12"/>
     <w:uiPriority w:val="71"/>
@@ -12468,7 +12524,7 @@
       </w:rPr>
     </w:tblStylePr>
   </w:style>
-  <w:style w:type="table" w:styleId="117">
+  <w:style w:type="table" w:styleId="118">
     <w:name w:val="Colorful Shading Accent 3"/>
     <w:basedOn w:val="12"/>
     <w:uiPriority w:val="71"/>
@@ -12596,7 +12652,7 @@
       </w:tcPr>
     </w:tblStylePr>
   </w:style>
-  <w:style w:type="table" w:styleId="118">
+  <w:style w:type="table" w:styleId="119">
     <w:name w:val="Colorful Shading Accent 4"/>
     <w:basedOn w:val="12"/>
     <w:uiPriority w:val="71"/>
@@ -12744,7 +12800,7 @@
       </w:rPr>
     </w:tblStylePr>
   </w:style>
-  <w:style w:type="table" w:styleId="119">
+  <w:style w:type="table" w:styleId="120">
     <w:name w:val="Colorful Shading Accent 5"/>
     <w:basedOn w:val="12"/>
     <w:uiPriority w:val="71"/>
@@ -12892,7 +12948,7 @@
       </w:rPr>
     </w:tblStylePr>
   </w:style>
-  <w:style w:type="table" w:styleId="120">
+  <w:style w:type="table" w:styleId="121">
     <w:name w:val="Colorful Shading Accent 6"/>
     <w:basedOn w:val="12"/>
     <w:uiPriority w:val="71"/>
@@ -13040,7 +13096,7 @@
       </w:rPr>
     </w:tblStylePr>
   </w:style>
-  <w:style w:type="table" w:styleId="121">
+  <w:style w:type="table" w:styleId="122">
     <w:name w:val="Colorful List"/>
     <w:basedOn w:val="12"/>
     <w:uiPriority w:val="72"/>
@@ -13132,7 +13188,7 @@
       </w:tcPr>
     </w:tblStylePr>
   </w:style>
-  <w:style w:type="table" w:styleId="122">
+  <w:style w:type="table" w:styleId="123">
     <w:name w:val="Colorful List Accent 1"/>
     <w:basedOn w:val="12"/>
     <w:uiPriority w:val="72"/>
@@ -13224,7 +13280,7 @@
       </w:tcPr>
     </w:tblStylePr>
   </w:style>
-  <w:style w:type="table" w:styleId="123">
+  <w:style w:type="table" w:styleId="124">
     <w:name w:val="Colorful List Accent 2"/>
     <w:basedOn w:val="12"/>
     <w:uiPriority w:val="72"/>
@@ -13316,7 +13372,7 @@
       </w:tcPr>
     </w:tblStylePr>
   </w:style>
-  <w:style w:type="table" w:styleId="124">
+  <w:style w:type="table" w:styleId="125">
     <w:name w:val="Colorful List Accent 3"/>
     <w:basedOn w:val="12"/>
     <w:uiPriority w:val="72"/>
@@ -13408,7 +13464,7 @@
       </w:tcPr>
     </w:tblStylePr>
   </w:style>
-  <w:style w:type="table" w:styleId="125">
+  <w:style w:type="table" w:styleId="126">
     <w:name w:val="Colorful List Accent 4"/>
     <w:basedOn w:val="12"/>
     <w:uiPriority w:val="72"/>
@@ -13500,7 +13556,7 @@
       </w:tcPr>
     </w:tblStylePr>
   </w:style>
-  <w:style w:type="table" w:styleId="126">
+  <w:style w:type="table" w:styleId="127">
     <w:name w:val="Colorful List Accent 5"/>
     <w:basedOn w:val="12"/>
     <w:uiPriority w:val="72"/>
@@ -13592,7 +13648,7 @@
       </w:tcPr>
     </w:tblStylePr>
   </w:style>
-  <w:style w:type="table" w:styleId="127">
+  <w:style w:type="table" w:styleId="128">
     <w:name w:val="Colorful List Accent 6"/>
     <w:basedOn w:val="12"/>
     <w:uiPriority w:val="72"/>
@@ -13684,7 +13740,7 @@
       </w:tcPr>
     </w:tblStylePr>
   </w:style>
-  <w:style w:type="table" w:styleId="128">
+  <w:style w:type="table" w:styleId="129">
     <w:name w:val="Colorful Grid"/>
     <w:basedOn w:val="12"/>
     <w:uiPriority w:val="73"/>
@@ -13780,7 +13836,7 @@
       </w:tcPr>
     </w:tblStylePr>
   </w:style>
-  <w:style w:type="table" w:styleId="129">
+  <w:style w:type="table" w:styleId="130">
     <w:name w:val="Colorful Grid Accent 1"/>
     <w:basedOn w:val="12"/>
     <w:uiPriority w:val="73"/>
@@ -13876,7 +13932,7 @@
       </w:tcPr>
     </w:tblStylePr>
   </w:style>
-  <w:style w:type="table" w:styleId="130">
+  <w:style w:type="table" w:styleId="131">
     <w:name w:val="Colorful Grid Accent 2"/>
     <w:basedOn w:val="12"/>
     <w:uiPriority w:val="73"/>
@@ -13972,7 +14028,7 @@
       </w:tcPr>
     </w:tblStylePr>
   </w:style>
-  <w:style w:type="table" w:styleId="131">
+  <w:style w:type="table" w:styleId="132">
     <w:name w:val="Colorful Grid Accent 3"/>
     <w:basedOn w:val="12"/>
     <w:uiPriority w:val="73"/>
@@ -14068,7 +14124,7 @@
       </w:tcPr>
     </w:tblStylePr>
   </w:style>
-  <w:style w:type="table" w:styleId="132">
+  <w:style w:type="table" w:styleId="133">
     <w:name w:val="Colorful Grid Accent 4"/>
     <w:basedOn w:val="12"/>
     <w:uiPriority w:val="73"/>
@@ -14164,7 +14220,7 @@
       </w:tcPr>
     </w:tblStylePr>
   </w:style>
-  <w:style w:type="table" w:styleId="133">
+  <w:style w:type="table" w:styleId="134">
     <w:name w:val="Colorful Grid Accent 5"/>
     <w:basedOn w:val="12"/>
     <w:uiPriority w:val="73"/>
@@ -14260,7 +14316,7 @@
       </w:tcPr>
     </w:tblStylePr>
   </w:style>
-  <w:style w:type="table" w:styleId="134">
+  <w:style w:type="table" w:styleId="135">
     <w:name w:val="Colorful Grid Accent 6"/>
     <w:basedOn w:val="12"/>
     <w:uiPriority w:val="73"/>
@@ -14356,19 +14412,19 @@
       </w:tcPr>
     </w:tblStylePr>
   </w:style>
-  <w:style w:type="character" w:customStyle="1" w:styleId="135">
+  <w:style w:type="character" w:customStyle="1" w:styleId="136">
     <w:name w:val="Header Char"/>
     <w:basedOn w:val="11"/>
     <w:link w:val="19"/>
     <w:uiPriority w:val="99"/>
   </w:style>
-  <w:style w:type="character" w:customStyle="1" w:styleId="136">
+  <w:style w:type="character" w:customStyle="1" w:styleId="137">
     <w:name w:val="Footer Char"/>
     <w:basedOn w:val="11"/>
     <w:link w:val="18"/>
     <w:uiPriority w:val="99"/>
   </w:style>
-  <w:style w:type="paragraph" w:styleId="137">
+  <w:style w:type="paragraph" w:styleId="138">
     <w:name w:val="No Spacing"/>
     <w:qFormat/>
     <w:uiPriority w:val="1"/>
@@ -14382,7 +14438,7 @@
       <w:lang w:val="en-US" w:eastAsia="en-US" w:bidi="ar-SA"/>
     </w:rPr>
   </w:style>
-  <w:style w:type="character" w:customStyle="1" w:styleId="138">
+  <w:style w:type="character" w:customStyle="1" w:styleId="139">
     <w:name w:val="Heading 1 Char"/>
     <w:basedOn w:val="11"/>
     <w:link w:val="2"/>
@@ -14396,7 +14452,7 @@
       <w:szCs w:val="28"/>
     </w:rPr>
   </w:style>
-  <w:style w:type="character" w:customStyle="1" w:styleId="139">
+  <w:style w:type="character" w:customStyle="1" w:styleId="140">
     <w:name w:val="Heading 2 Char"/>
     <w:basedOn w:val="11"/>
     <w:link w:val="3"/>
@@ -14415,7 +14471,7 @@
       </w14:textFill>
     </w:rPr>
   </w:style>
-  <w:style w:type="character" w:customStyle="1" w:styleId="140">
+  <w:style w:type="character" w:customStyle="1" w:styleId="141">
     <w:name w:val="Heading 3 Char"/>
     <w:basedOn w:val="11"/>
     <w:link w:val="4"/>
@@ -14432,10 +14488,10 @@
       </w14:textFill>
     </w:rPr>
   </w:style>
-  <w:style w:type="character" w:customStyle="1" w:styleId="141">
+  <w:style w:type="character" w:customStyle="1" w:styleId="142">
     <w:name w:val="Title Char"/>
     <w:basedOn w:val="11"/>
-    <w:link w:val="36"/>
+    <w:link w:val="37"/>
     <w:uiPriority w:val="10"/>
     <w:rPr>
       <w:rFonts w:asciiTheme="majorHAnsi" w:hAnsiTheme="majorHAnsi" w:eastAsiaTheme="majorEastAsia" w:cstheme="majorBidi"/>
@@ -14446,10 +14502,10 @@
       <w:szCs w:val="52"/>
     </w:rPr>
   </w:style>
-  <w:style w:type="character" w:customStyle="1" w:styleId="142">
+  <w:style w:type="character" w:customStyle="1" w:styleId="143">
     <w:name w:val="Subtitle Char"/>
     <w:basedOn w:val="11"/>
-    <w:link w:val="34"/>
+    <w:link w:val="35"/>
     <w:uiPriority w:val="11"/>
     <w:rPr>
       <w:rFonts w:asciiTheme="majorHAnsi" w:hAnsiTheme="majorHAnsi" w:eastAsiaTheme="majorEastAsia" w:cstheme="majorBidi"/>
@@ -14466,7 +14522,7 @@
       </w14:textFill>
     </w:rPr>
   </w:style>
-  <w:style w:type="paragraph" w:styleId="143">
+  <w:style w:type="paragraph" w:styleId="144">
     <w:name w:val="List Paragraph"/>
     <w:basedOn w:val="1"/>
     <w:qFormat/>
@@ -14476,19 +14532,19 @@
       <w:contextualSpacing/>
     </w:pPr>
   </w:style>
-  <w:style w:type="character" w:customStyle="1" w:styleId="144">
+  <w:style w:type="character" w:customStyle="1" w:styleId="145">
     <w:name w:val="Body Text Char"/>
     <w:basedOn w:val="11"/>
     <w:link w:val="13"/>
     <w:uiPriority w:val="99"/>
   </w:style>
-  <w:style w:type="character" w:customStyle="1" w:styleId="145">
+  <w:style w:type="character" w:customStyle="1" w:styleId="146">
     <w:name w:val="Body Text 2 Char"/>
     <w:basedOn w:val="11"/>
     <w:link w:val="14"/>
     <w:uiPriority w:val="99"/>
   </w:style>
-  <w:style w:type="character" w:customStyle="1" w:styleId="146">
+  <w:style w:type="character" w:customStyle="1" w:styleId="147">
     <w:name w:val="Body Text 3 Char"/>
     <w:basedOn w:val="11"/>
     <w:link w:val="15"/>
@@ -14498,7 +14554,7 @@
       <w:szCs w:val="16"/>
     </w:rPr>
   </w:style>
-  <w:style w:type="character" w:customStyle="1" w:styleId="147">
+  <w:style w:type="character" w:customStyle="1" w:styleId="148">
     <w:name w:val="Macro Text Char"/>
     <w:basedOn w:val="11"/>
     <w:link w:val="32"/>
@@ -14509,11 +14565,11 @@
       <w:szCs w:val="20"/>
     </w:rPr>
   </w:style>
-  <w:style w:type="paragraph" w:styleId="148">
+  <w:style w:type="paragraph" w:styleId="149">
     <w:name w:val="Quote"/>
     <w:basedOn w:val="1"/>
     <w:next w:val="1"/>
-    <w:link w:val="149"/>
+    <w:link w:val="150"/>
     <w:qFormat/>
     <w:uiPriority w:val="29"/>
     <w:rPr>
@@ -14527,10 +14583,10 @@
       </w14:textFill>
     </w:rPr>
   </w:style>
-  <w:style w:type="character" w:customStyle="1" w:styleId="149">
+  <w:style w:type="character" w:customStyle="1" w:styleId="150">
     <w:name w:val="Quote Char"/>
     <w:basedOn w:val="11"/>
-    <w:link w:val="148"/>
+    <w:link w:val="149"/>
     <w:uiPriority w:val="29"/>
     <w:rPr>
       <w:i/>
@@ -14543,7 +14599,7 @@
       </w14:textFill>
     </w:rPr>
   </w:style>
-  <w:style w:type="character" w:customStyle="1" w:styleId="150">
+  <w:style w:type="character" w:customStyle="1" w:styleId="151">
     <w:name w:val="Heading 4 Char"/>
     <w:basedOn w:val="11"/>
     <w:link w:val="5"/>
@@ -14563,7 +14619,7 @@
       </w14:textFill>
     </w:rPr>
   </w:style>
-  <w:style w:type="character" w:customStyle="1" w:styleId="151">
+  <w:style w:type="character" w:customStyle="1" w:styleId="152">
     <w:name w:val="Heading 5 Char"/>
     <w:basedOn w:val="11"/>
     <w:link w:val="6"/>
@@ -14574,7 +14630,7 @@
       <w:color w:val="254061" w:themeColor="accent1" w:themeShade="80"/>
     </w:rPr>
   </w:style>
-  <w:style w:type="character" w:customStyle="1" w:styleId="152">
+  <w:style w:type="character" w:customStyle="1" w:styleId="153">
     <w:name w:val="Heading 6 Char"/>
     <w:basedOn w:val="11"/>
     <w:link w:val="7"/>
@@ -14587,7 +14643,7 @@
       <w:color w:val="254061" w:themeColor="accent1" w:themeShade="80"/>
     </w:rPr>
   </w:style>
-  <w:style w:type="character" w:customStyle="1" w:styleId="153">
+  <w:style w:type="character" w:customStyle="1" w:styleId="154">
     <w:name w:val="Heading 7 Char"/>
     <w:basedOn w:val="11"/>
     <w:link w:val="8"/>
@@ -14608,7 +14664,7 @@
       </w14:textFill>
     </w:rPr>
   </w:style>
-  <w:style w:type="character" w:customStyle="1" w:styleId="154">
+  <w:style w:type="character" w:customStyle="1" w:styleId="155">
     <w:name w:val="Heading 8 Char"/>
     <w:basedOn w:val="11"/>
     <w:link w:val="9"/>
@@ -14626,7 +14682,7 @@
       </w14:textFill>
     </w:rPr>
   </w:style>
-  <w:style w:type="character" w:customStyle="1" w:styleId="155">
+  <w:style w:type="character" w:customStyle="1" w:styleId="156">
     <w:name w:val="Heading 9 Char"/>
     <w:basedOn w:val="11"/>
     <w:link w:val="10"/>
@@ -14649,11 +14705,11 @@
       </w14:textFill>
     </w:rPr>
   </w:style>
-  <w:style w:type="paragraph" w:styleId="156">
+  <w:style w:type="paragraph" w:styleId="157">
     <w:name w:val="Intense Quote"/>
     <w:basedOn w:val="1"/>
     <w:next w:val="1"/>
-    <w:link w:val="157"/>
+    <w:link w:val="158"/>
     <w:qFormat/>
     <w:uiPriority w:val="30"/>
     <w:pPr>
@@ -14676,10 +14732,10 @@
       </w14:textFill>
     </w:rPr>
   </w:style>
-  <w:style w:type="character" w:customStyle="1" w:styleId="157">
+  <w:style w:type="character" w:customStyle="1" w:styleId="158">
     <w:name w:val="Intense Quote Char"/>
     <w:basedOn w:val="11"/>
-    <w:link w:val="156"/>
+    <w:link w:val="157"/>
     <w:uiPriority w:val="30"/>
     <w:rPr>
       <w:b/>
@@ -14694,7 +14750,7 @@
       </w14:textFill>
     </w:rPr>
   </w:style>
-  <w:style w:type="character" w:customStyle="1" w:styleId="158">
+  <w:style w:type="character" w:customStyle="1" w:styleId="159">
     <w:name w:val="Subtle Emphasis"/>
     <w:basedOn w:val="11"/>
     <w:qFormat/>
@@ -14713,7 +14769,7 @@
       </w14:textFill>
     </w:rPr>
   </w:style>
-  <w:style w:type="character" w:customStyle="1" w:styleId="159">
+  <w:style w:type="character" w:customStyle="1" w:styleId="160">
     <w:name w:val="Intense Emphasis"/>
     <w:basedOn w:val="11"/>
     <w:qFormat/>
@@ -14731,7 +14787,7 @@
       </w14:textFill>
     </w:rPr>
   </w:style>
-  <w:style w:type="character" w:customStyle="1" w:styleId="160">
+  <w:style w:type="character" w:customStyle="1" w:styleId="161">
     <w:name w:val="Subtle Reference"/>
     <w:basedOn w:val="11"/>
     <w:qFormat/>
@@ -14747,7 +14803,7 @@
       </w14:textFill>
     </w:rPr>
   </w:style>
-  <w:style w:type="character" w:customStyle="1" w:styleId="161">
+  <w:style w:type="character" w:customStyle="1" w:styleId="162">
     <w:name w:val="Intense Reference"/>
     <w:basedOn w:val="11"/>
     <w:qFormat/>
@@ -14766,7 +14822,7 @@
       </w14:textFill>
     </w:rPr>
   </w:style>
-  <w:style w:type="character" w:customStyle="1" w:styleId="162">
+  <w:style w:type="character" w:customStyle="1" w:styleId="163">
     <w:name w:val="Book Title"/>
     <w:basedOn w:val="11"/>
     <w:qFormat/>
@@ -14778,7 +14834,7 @@
       <w:spacing w:val="5"/>
     </w:rPr>
   </w:style>
-  <w:style w:type="paragraph" w:customStyle="1" w:styleId="163">
+  <w:style w:type="paragraph" w:customStyle="1" w:styleId="164">
     <w:name w:val="TOC Heading"/>
     <w:basedOn w:val="2"/>
     <w:next w:val="1"/>
@@ -15113,7 +15169,7 @@
 </file>
 
 <file path=customXml/item1.xml><?xml version="1.0" encoding="utf-8"?>
-<b:Sources xmlns:b="http://schemas.openxmlformats.org/officeDocument/2006/bibliography" xmlns="http://schemas.openxmlformats.org/officeDocument/2006/bibliography" StyleName="APA" SelectedStyle="/APA.XSL"/>
+<b:Sources xmlns="http://schemas.openxmlformats.org/officeDocument/2006/bibliography" xmlns:b="http://schemas.openxmlformats.org/officeDocument/2006/bibliography" SelectedStyle="/APA.XSL" StyleName="APA"/>
 </file>
 
 <file path=customXml/itemProps1.xml><?xml version="1.0" encoding="utf-8"?>
